--- a/docs/admin/slides/weekend_holiday_kpi/weekend_holiday_kpi_解説書.docx
+++ b/docs/admin/slides/weekend_holiday_kpi/weekend_holiday_kpi_解説書.docx
@@ -256,7 +256,7 @@
                 <w:sz w:val="20"/>
                 <w:szCs w:val="20"/>
               </w:rPr>
-              <w:t xml:space="preserve">約35分（プレゼン本体 25〜28分 + 質疑応答 7〜10分）</w:t>
+              <w:t xml:space="preserve">約30分（プレゼン本体 20〜23分 + 質疑応答 7〜10分）</w:t>
             </w:r>
           </w:p>
         </w:tc>
@@ -743,7 +743,7 @@
           <w:rPr>
             <w:rStyle w:val="Hyperlink"/>
           </w:rPr>
-          <w:t xml:space="preserve">Slide 15：改善戦略 Phase 1 — 週末対策（需要条件付き選択的運用）</w:t>
+          <w:t xml:space="preserve">Slide 15：改善戦略 Phase 2 — 連休対策</w:t>
         </w:r>
       </w:hyperlink>
       <w:r>
@@ -762,7 +762,7 @@
           <w:rPr>
             <w:rStyle w:val="Hyperlink"/>
           </w:rPr>
-          <w:t xml:space="preserve">Slide 16：改善戦略 Phase 2 — 連休対策</w:t>
+          <w:t xml:space="preserve">Slide 16：ロードマップとネクストアクション</w:t>
         </w:r>
       </w:hyperlink>
       <w:r>
@@ -776,26 +776,7 @@
         </w:tabs>
         <w:spacing w:after="60" w:line="320"/>
       </w:pPr>
-      <w:hyperlink w:history="1" w:anchor="slide-17">
-        <w:r>
-          <w:rPr>
-            <w:rStyle w:val="Hyperlink"/>
-          </w:rPr>
-          <w:t xml:space="preserve">Slide 17：ロードマップとネクストアクション</w:t>
-        </w:r>
-      </w:hyperlink>
-      <w:r>
-        <w:t xml:space="preserve">	</w:t>
-      </w:r>
-    </w:p>
-    <w:p>
-      <w:pPr>
-        <w:tabs>
-          <w:tab w:val="right" w:pos="9200" w:leader="dot"/>
-        </w:tabs>
-        <w:spacing w:after="60" w:line="320"/>
-      </w:pPr>
-      <w:hyperlink w:history="1" w:anchor="rebuttal">
+      <w:hyperlink w:history="1" w:anchor="appendix-a">
         <w:r>
           <w:rPr>
             <w:rStyle w:val="Hyperlink"/>
@@ -803,7 +784,26 @@
             <w:bCs/>
             <w:color w:val="C73E1D"/>
           </w:rPr>
-          <w:t xml:space="preserve">【重要】Slide 15 補足 — 「木曜前倒し＝マイナスベッド」への回答</w:t>
+          <w:t xml:space="preserve">付録 A: 検討経緯 — Phase 1（選択的木曜前倒し）を不採用とした理由</w:t>
+        </w:r>
+      </w:hyperlink>
+      <w:r>
+        <w:t xml:space="preserve">	</w:t>
+      </w:r>
+    </w:p>
+    <w:p>
+      <w:pPr>
+        <w:tabs>
+          <w:tab w:val="right" w:pos="9200" w:leader="dot"/>
+        </w:tabs>
+        <w:spacing w:after="60" w:line="320"/>
+      </w:pPr>
+      <w:hyperlink w:history="1" w:anchor="appendix-b">
+        <w:r>
+          <w:rPr>
+            <w:rStyle w:val="Hyperlink"/>
+          </w:rPr>
+          <w:t xml:space="preserve">付録 B: 検討した反論の整理 —「木曜前倒し＝マイナスベッド」への回答</w:t>
         </w:r>
       </w:hyperlink>
       <w:r>
@@ -1046,37 +1046,37 @@
         <w:t xml:space="preserve">運用で曜日を動かせる余地が大きい</w:t>
       </w:r>
       <w:r>
-        <w:t xml:space="preserve">ということが分かりました。予定入院の6割以上が8日以上前に予約されていますので、連休前後の曜日配置は既に交渉可能な射程にございます。この4点を踏まえまして、4つの提案を申し上げます。1つ、</w:t>
-      </w:r>
-      <w:r>
-        <w:rPr>
-          <w:b/>
-          <w:bCs/>
-        </w:rPr>
-        <w:t xml:space="preserve">需要条件付き選択的な</w:t>
-      </w:r>
-      <w:r>
-        <w:t xml:space="preserve">木曜退院前倒し運用（高需要週のみ発動）。2つ、大型連休前の退院枠の事前確保。3つ、連休前後の予約枠配置を data-driven で最適化する運用。4つ、</w:t>
-      </w:r>
-      <w:r>
-        <w:rPr>
-          <w:b/>
-          <w:bCs/>
-        </w:rPr>
-        <w:t xml:space="preserve">需要予測と充填確率のダッシュボード化</w:t>
-      </w:r>
-      <w:r>
-        <w:t xml:space="preserve">（Phase 3α として緊急前倒し実装、Phase 1 の前提条件）。詳細は以降のスライドでご説明申し上げます。なお、当初「年間 1,000万円」と申し上げた効果額は、データ精査により </w:t>
-      </w:r>
-      <w:r>
-        <w:rPr>
-          <w:b/>
-          <w:bCs/>
-        </w:rPr>
-        <w:t xml:space="preserve">300〜700万円（P25-P75）</w:t>
-      </w:r>
-      <w:r>
-        <w:t xml:space="preserve"> に控えめに修正させていただきました。誠実な試算への修正でございます。</w:t>
+        <w:t xml:space="preserve">ということが分かりました。予定入院の6割以上が8日以上前に予約されていますので、連休前後の曜日配置は既に交渉可能な射程にございます。この4点を踏まえまして、</w:t>
+      </w:r>
+      <w:r>
+        <w:rPr>
+          <w:b/>
+          <w:bCs/>
+        </w:rPr>
+        <w:t xml:space="preserve">3つの提案</w:t>
+      </w:r>
+      <w:r>
+        <w:t xml:space="preserve">を申し上げます。1つ、大型連休前の退院枠の事前確保。2つ、連休前後の予約枠配置を data-driven で最適化する運用。3つ、</w:t>
+      </w:r>
+      <w:r>
+        <w:rPr>
+          <w:b/>
+          <w:bCs/>
+        </w:rPr>
+        <w:t xml:space="preserve">Phase 3α 需要予測ダッシュボードの緊急実装</w:t>
+      </w:r>
+      <w:r>
+        <w:t xml:space="preserve">（病棟運用判断の数字化基盤）。なお、</w:t>
+      </w:r>
+      <w:r>
+        <w:rPr>
+          <w:b/>
+          <w:bCs/>
+        </w:rPr>
+        <w:t xml:space="preserve">当初検討していた「木曜退院前倒し運用（Phase 1）」は、データ精査により撤回いたしました</w:t>
+      </w:r>
+      <w:r>
+        <w:t xml:space="preserve">。高需要週は年2〜3回のみで経営インパクトも 50〜150 万円にとどまり、独立提案として経営会議にお諮りする水準にないと判断したためでございます。当初の過大評価を正直に認め、提案を 3 項目に精査しております。詳細は以降のスライドでご説明申し上げます。</w:t>
       </w:r>
     </w:p>
     <w:p>
@@ -1167,7 +1167,7 @@
         <w:spacing w:after="80" w:line="300"/>
       </w:pPr>
       <w:r>
-        <w:t xml:space="preserve">右列「4つの提案」</w:t>
+        <w:t xml:space="preserve">右列「3つの提案」</w:t>
       </w:r>
     </w:p>
     <w:p>
@@ -1184,10 +1184,10 @@
           <w:b/>
           <w:bCs/>
         </w:rPr>
-        <w:t xml:space="preserve">需要条件付き</w:t>
-      </w:r>
-      <w:r>
-        <w:t xml:space="preserve">の木曜退院前倒し（高需要週のみ選択発動）</w:t>
+        <w:t xml:space="preserve">大型連休前の退院枠事前確保</w:t>
+      </w:r>
+      <w:r>
+        <w:t xml:space="preserve">（連休明け詰め込み回避）</w:t>
       </w:r>
     </w:p>
     <w:p>
@@ -1200,7 +1200,11 @@
         <w:spacing w:after="80" w:line="300"/>
       </w:pPr>
       <w:r>
-        <w:t xml:space="preserve">大型連休前の退院枠事前確保（連休明け詰め込み回避）</w:t>
+        <w:rPr>
+          <w:b/>
+          <w:bCs/>
+        </w:rPr>
+        <w:t xml:space="preserve">連休前後の予約枠配置を data-driven で最適化</w:t>
       </w:r>
     </w:p>
     <w:p>
@@ -1217,40 +1221,36 @@
           <w:b/>
           <w:bCs/>
         </w:rPr>
-        <w:t xml:space="preserve">連休前後の予約枠配置を data-driven で最適化</w:t>
-      </w:r>
-    </w:p>
-    <w:p>
-      <w:pPr>
-        <w:pStyle w:val="ListParagraph"/>
-        <w:numPr>
-          <w:ilvl w:val="0"/>
-          <w:numId w:val="3"/>
-        </w:numPr>
-        <w:spacing w:after="80" w:line="300"/>
-      </w:pPr>
-      <w:r>
-        <w:rPr>
-          <w:b/>
-          <w:bCs/>
-        </w:rPr>
-        <w:t xml:space="preserve">Phase 3α で需要予測ダッシュボードを緊急実装</w:t>
-      </w:r>
-      <w:r>
-        <w:t xml:space="preserve">（Phase 1 の必須前提）</w:t>
-      </w:r>
-    </w:p>
-    <w:p>
-      <w:pPr>
-        <w:pStyle w:val="ListParagraph"/>
-        <w:numPr>
-          <w:ilvl w:val="0"/>
-          <w:numId w:val="2"/>
-        </w:numPr>
-        <w:spacing w:after="80" w:line="300"/>
-      </w:pPr>
-      <w:r>
-        <w:t xml:space="preserve">フッター: 「目標 KPI: 高需要週選択運用で 年間 300〜700万円（P25-P75）吸収」</w:t>
+        <w:t xml:space="preserve">Phase 3α 需要予測ダッシュボードの緊急実装</w:t>
+      </w:r>
+      <w:r>
+        <w:t xml:space="preserve">（病棟運用判断の数字化基盤）</w:t>
+      </w:r>
+    </w:p>
+    <w:p>
+      <w:pPr>
+        <w:pStyle w:val="ListParagraph"/>
+        <w:numPr>
+          <w:ilvl w:val="0"/>
+          <w:numId w:val="2"/>
+        </w:numPr>
+        <w:spacing w:after="80" w:line="300"/>
+      </w:pPr>
+      <w:r>
+        <w:t xml:space="preserve">フッター: 「目標 KPI: Phase 2 連休対策で 年間 300〜500 万円の空床ロス回収（5大型連休合計）」</w:t>
+      </w:r>
+    </w:p>
+    <w:p>
+      <w:pPr>
+        <w:pStyle w:val="ListParagraph"/>
+        <w:numPr>
+          <w:ilvl w:val="0"/>
+          <w:numId w:val="2"/>
+        </w:numPr>
+        <w:spacing w:after="80" w:line="300"/>
+      </w:pPr>
+      <w:r>
+        <w:t xml:space="preserve">注記: 当初案「木曜退院前倒し（Phase 1）」はデータ精査により撤回。高需要週は年2〜3回のみ・経営インパクト限定的のため、独立提案から除外（2026-04-17 副院長判断）</w:t>
       </w:r>
     </w:p>
     <w:p>
@@ -3038,7 +3038,7 @@
         <w:t xml:space="preserve">A: </w:t>
       </w:r>
       <w:r>
-        <w:t xml:space="preserve">おっしゃる通りでございます。これは運用設計の中核課題でございまして、Phase 1の「木曜前倒し運用」では、金曜朝の退院調整を木曜午後に分散することを同時に設計いたします。退院前カンファレンスの時間帯調整も含めて、看護部・地域連携室と協議の上で進める必要がございます。</w:t>
+        <w:t xml:space="preserve">おっしゃる通りでございます。運用設計の中核課題でございます。Phase 2（連休対策）では連休3週前からの退院調整会議を前倒しする形で負荷分散を設計し、退院前カンファレンスの時間帯調整も含めて、看護部・地域連携室と協議の上で進める必要がございます。なお、日常の「毎週木曜前倒し」は今回の提案から外しておりますが、将来的に Phase 3β の診療科別ダッシュボードで高需要週シグナルを可視化した上で、運用の一部に織り込むかを改めて検討する予定でございます。</w:t>
       </w:r>
     </w:p>
     <w:p>
@@ -3781,7 +3781,7 @@
         <w:t xml:space="preserve">A: </w:t>
       </w:r>
       <w:r>
-        <w:t xml:space="preserve">詳細は Slide 16 でお示しいたしますが、骨格は「連休3週前に退院調整会議で連休前退院ターゲット患者リストを作成し、連休明けの予定入院枠をあらかじめ確保する」という 2 step の運用でございます。</w:t>
+        <w:t xml:space="preserve">詳細は Slide 15 でお示しいたしますが、骨格は「連休3週前に退院調整会議で連休前退院ターゲット患者リストを作成し、連休明けの予定入院枠をあらかじめ確保する」という 2 step の運用でございます。</w:t>
       </w:r>
     </w:p>
     <w:p>
@@ -4027,7 +4027,7 @@
       </w:pPr>
       <w:bookmarkStart w:name="slide-15" w:id="1"/>
       <w:r>
-        <w:t xml:space="preserve">Slide 15：改善戦略 Phase 1 — 週末対策（需要条件付き選択的運用）</w:t>
+        <w:t xml:space="preserve">Slide 15：改善戦略 Phase 2 — 連休対策</w:t>
       </w:r>
       <w:bookmarkEnd w:id="1"/>
     </w:p>
@@ -4049,7 +4049,7 @@
           <w:sz w:val="20"/>
           <w:szCs w:val="20"/>
         </w:rPr>
-        <w:t xml:space="preserve"> （目安: 3分）</w:t>
+        <w:t xml:space="preserve"> （目安: 2分）</w:t>
       </w:r>
     </w:p>
     <w:p>
@@ -4057,127 +4057,7 @@
         <w:spacing w:after="140" w:line="360"/>
       </w:pPr>
       <w:r>
-        <w:t xml:space="preserve">ここから具体的な提案でございます。</w:t>
-      </w:r>
-      <w:r>
-        <w:rPr>
-          <w:b/>
-          <w:bCs/>
-        </w:rPr>
-        <w:t xml:space="preserve">当初の提案を、データを精査して修正いたしました</w:t>
-      </w:r>
-      <w:r>
-        <w:t xml:space="preserve"> ことをお伝えしなければなりません。最初、私どもは「毎週木曜に一律前倒し退院をする」という単純な提案を考えておりました。しかし、過去 12ヶ月のデータで検証したところ、</w:t>
-      </w:r>
-      <w:r>
-        <w:rPr>
-          <w:b/>
-          <w:bCs/>
-        </w:rPr>
-        <w:t xml:space="preserve">重要な条件付きでのみ成立する施策</w:t>
-      </w:r>
-      <w:r>
-        <w:t xml:space="preserve"> であることが分かりました。チャートの3 パネルをご覧ください。</w:t>
-      </w:r>
-      <w:r>
-        <w:rPr>
-          <w:b/>
-          <w:bCs/>
-        </w:rPr>
-        <w:t xml:space="preserve">木曜前倒しの効果は「週タイプ」で決まります</w:t>
-      </w:r>
-      <w:r>
-        <w:t xml:space="preserve">。</w:t>
-      </w:r>
-      <w:r>
-        <w:rPr>
-          <w:b/>
-          <w:bCs/>
-        </w:rPr>
-        <w:t xml:space="preserve">低需要週（全体の約 41%）</w:t>
-      </w:r>
-      <w:r>
-        <w:t xml:space="preserve">：金曜の既存空床が 11床あり、新規入院は 5件しかない。この状態で木曜に 3床追加で空けても、空床は </w:t>
-      </w:r>
-      <w:r>
-        <w:rPr>
-          <w:b/>
-          <w:bCs/>
-        </w:rPr>
-        <w:t xml:space="preserve">6床 → 9床 に増えるだけ</w:t>
-      </w:r>
-      <w:r>
-        <w:t xml:space="preserve"> で、稼働率は悪化します。</w:t>
-      </w:r>
-      <w:r>
-        <w:rPr>
-          <w:b/>
-          <w:bCs/>
-        </w:rPr>
-        <w:t xml:space="preserve">標準週（約 35%）</w:t>
-      </w:r>
-      <w:r>
-        <w:t xml:space="preserve">：需要と空床がほぼ釣り合っている。効果は限定的（1床程度）。</w:t>
-      </w:r>
-      <w:r>
-        <w:rPr>
-          <w:b/>
-          <w:bCs/>
-        </w:rPr>
-        <w:t xml:space="preserve">高需要週（約 24%、4週に1週）</w:t>
-      </w:r>
-      <w:r>
-        <w:t xml:space="preserve">：既存空床 5床に対し新規入院が 9件。この日に木曜前倒しで 3床追加すれば、</w:t>
-      </w:r>
-      <w:r>
-        <w:rPr>
-          <w:b/>
-          <w:bCs/>
-        </w:rPr>
-        <w:t xml:space="preserve">3床すべてが需要超過分で充填</w:t>
-      </w:r>
-      <w:r>
-        <w:t xml:space="preserve"> されます。ここでのみ稼働率は向上します。つまり、</w:t>
-      </w:r>
-      <w:r>
-        <w:rPr>
-          <w:b/>
-          <w:bCs/>
-        </w:rPr>
-        <w:t xml:space="preserve">「毎週一律木曜前倒し」ではなく、「高需要週のみ選択的に発動する」</w:t>
-      </w:r>
-      <w:r>
-        <w:t xml:space="preserve"> 運用に改めます。その判定を人の勘でやるのは不可能なので、</w:t>
-      </w:r>
-      <w:r>
-        <w:rPr>
-          <w:b/>
-          <w:bCs/>
-        </w:rPr>
-        <w:t xml:space="preserve">Phase 3α で需要予測機能をアプリに実装</w:t>
-      </w:r>
-      <w:r>
-        <w:t xml:space="preserve"> いたします。この判定ダッシュボードが出力する「今週は高需要週」というシグナルを見て、師長が発動判断を行う形でございます。改訂版の目標 KPI は、年間 </w:t>
-      </w:r>
-      <w:r>
-        <w:rPr>
-          <w:b/>
-          <w:bCs/>
-        </w:rPr>
-        <w:t xml:space="preserve">300〜700 万円</w:t>
-      </w:r>
-      <w:r>
-        <w:t xml:space="preserve">（P25-P75、中央値 503 万円）の吸収効果とさせていただきます。当初申し上げた 1,000 万円は、全週一律前倒しの前提での上限であり、現実的な選択的運用では控えめな試算に見直しております。試験運用は 2026年5月中旬から3ヶ月間、</w:t>
-      </w:r>
-      <w:r>
-        <w:rPr>
-          <w:b/>
-          <w:bCs/>
-        </w:rPr>
-        <w:t xml:space="preserve">Phase 3α のアプリ改修完了後</w:t>
-      </w:r>
-      <w:r>
-        <w:t xml:space="preserve"> に開始する前提でございます。</w:t>
+        <w:t xml:space="preserve">Phase 2 は大型連休対策でございます。連休については、平時と異なる設計が必要でございます。なぜなら、連休中は日中の緊急入院も激減するため、「退院した床が同日中に緊急入院で埋まる」という通常運用の前提が効かないためでございます。したがって、戦略は「連休前の退院枠の事前確保」と「連休前後の予約枠配置の data-driven 最適化」の二本立てとなります。具体的には、大型連休の3週間前から、退院可能な患者さんを計画的に退院させ、連休中は低稼働を前提とした体制で運営する。そして連休明けの初日の受け入れ能力を最大化する、という運用でございます。先ほど Slide 13 でお示ししましたように、連休明け週への予定入院の寄せは既に現場で部分的に動いております。Phase 2 はこれを data-driven に体系化するのが本質でございまして、新規の大胆な変更ではございません。特にGW2026（2026-04-29〜05-05の9連休）については、すでに助走期間に入ろうとしている状況でございます。経営会議での意思決定をいただければ、今月下旬から退院調整会議で「連休前退院ターゲット患者リスト」の運用を試行できないかと考えております。Phase 2 は2026年8月開始予定でございますが、今年のGW（2026-04-29〜）については緊急パイロットとして先行試行することもご提案申し上げます。</w:t>
       </w:r>
     </w:p>
     <w:p>
@@ -4199,20 +4079,7 @@
         <w:spacing w:after="80" w:line="300"/>
       </w:pPr>
       <w:r>
-        <w:t xml:space="preserve">チャート: `charts/09_impact_simulation.png`（3パネル: 低需要・標準・高需要の比較）</w:t>
-      </w:r>
-    </w:p>
-    <w:p>
-      <w:pPr>
-        <w:pStyle w:val="ListParagraph"/>
-        <w:numPr>
-          <w:ilvl w:val="0"/>
-          <w:numId w:val="2"/>
-        </w:numPr>
-        <w:spacing w:after="80" w:line="300"/>
-      </w:pPr>
-      <w:r>
-        <w:t xml:space="preserve">見出し: 「Phase 1 — 選択的木曜前倒し（高需要週のみ発動）」</w:t>
+        <w:t xml:space="preserve">見出し: 「Phase 2 — 連休前3週間での退院枠事前確保 + 予約枠最適化」</w:t>
       </w:r>
     </w:p>
     <w:p>
@@ -4238,17 +4105,7 @@
         <w:spacing w:after="80" w:line="300"/>
       </w:pPr>
       <w:r>
-        <w:t xml:space="preserve">一律前倒しは </w:t>
-      </w:r>
-      <w:r>
-        <w:rPr>
-          <w:b/>
-          <w:bCs/>
-        </w:rPr>
-        <w:t xml:space="preserve">76%の週で逆効果</w:t>
-      </w:r>
-      <w:r>
-        <w:t xml:space="preserve">（低・標準需要週）</w:t>
+        <w:t xml:space="preserve">連休中は退院後の同日充填が効かない → 連休前に退院を済ませる設計</w:t>
       </w:r>
     </w:p>
     <w:p>
@@ -4261,14 +4118,7 @@
         <w:spacing w:after="80" w:line="300"/>
       </w:pPr>
       <w:r>
-        <w:rPr>
-          <w:b/>
-          <w:bCs/>
-        </w:rPr>
-        <w:t xml:space="preserve">高需要週（24%）のみ選択発動</w:t>
-      </w:r>
-      <w:r>
-        <w:t xml:space="preserve"> で年間 300〜700万円吸収</w:t>
+        <w:t xml:space="preserve">連休明け初日の受入能力を最大化（GW2025では13件の突発対応が発生）</w:t>
       </w:r>
     </w:p>
     <w:p>
@@ -4281,14 +4131,7 @@
         <w:spacing w:after="80" w:line="300"/>
       </w:pPr>
       <w:r>
-        <w:rPr>
-          <w:b/>
-          <w:bCs/>
-        </w:rPr>
-        <w:t xml:space="preserve">Phase 3α ダッシュボード判定が前提</w:t>
-      </w:r>
-      <w:r>
-        <w:t xml:space="preserve"> — 人の勘では判断不可</w:t>
+        <w:t xml:space="preserve">既に動いている「連休明け寄せ」を data-driven に体系化</w:t>
       </w:r>
     </w:p>
     <w:p>
@@ -4301,7 +4144,7 @@
         <w:spacing w:after="80" w:line="300"/>
       </w:pPr>
       <w:r>
-        <w:t xml:space="preserve">試験運用は 2026年5月中旬〜、アプリ改修完了後に開始</w:t>
+        <w:t xml:space="preserve">GW2026 緊急パイロット提案: 4/29 前の退院調整を今月下旬から試行</w:t>
       </w:r>
     </w:p>
     <w:p>
@@ -4327,7 +4170,7 @@
         <w:t xml:space="preserve">Q: </w:t>
       </w:r>
       <w:r>
-        <w:t xml:space="preserve">当初「年間1,000万円」と聞いていたが、300〜700万円に減ったのはなぜか？</w:t>
+        <w:t xml:space="preserve">緊急パイロットは、現場に十分な準備期間があるか？</w:t>
       </w:r>
     </w:p>
     <w:p>
@@ -4344,27 +4187,7 @@
         <w:t xml:space="preserve">A: </w:t>
       </w:r>
       <w:r>
-        <w:t xml:space="preserve">当初試算は「毎週一律前倒し」の前提でした。しかしデータ検証により、</w:t>
-      </w:r>
-      <w:r>
-        <w:rPr>
-          <w:b/>
-          <w:bCs/>
-        </w:rPr>
-        <w:t xml:space="preserve">低需要週に前倒しすると逆効果</w:t>
-      </w:r>
-      <w:r>
-        <w:t xml:space="preserve"> と判明し、</w:t>
-      </w:r>
-      <w:r>
-        <w:rPr>
-          <w:b/>
-          <w:bCs/>
-        </w:rPr>
-        <w:t xml:space="preserve">高需要週のみに絞った選択的運用</w:t>
-      </w:r>
-      <w:r>
-        <w:t xml:space="preserve"> に改めたためでございます。対象週数が減るため絶対額は下がりますが、副作用（稼働率悪化）を回避する健全な施策になりました。当初の過大評価を正直に修正させていただいた、とお受け止めください。</w:t>
+        <w:t xml:space="preserve">退院調整そのものは既存運用の一部でございますので、新しい仕組みは不要でございます。今回お願いしたいのは、「連休前の退院を優先する合意形成」と「退院調整看護師・MSW の会議枠の追加 (1回)」でございます。実装コストは低く、効果検証のサンプルサイズとしても十分な規模と考えます。</w:t>
       </w:r>
     </w:p>
     <w:p>
@@ -4381,7 +4204,7 @@
         <w:t xml:space="preserve">Q: </w:t>
       </w:r>
       <w:r>
-        <w:t xml:space="preserve">「高需要週」の判定はどうやって行うのか？人の感覚ではできないはず。</w:t>
+        <w:t xml:space="preserve">在院日数に影響は出ないか？</w:t>
       </w:r>
     </w:p>
     <w:p>
@@ -4398,129 +4221,7 @@
         <w:t xml:space="preserve">A: </w:t>
       </w:r>
       <w:r>
-        <w:t xml:space="preserve">ご指摘の通りでございます。そのため </w:t>
-      </w:r>
-      <w:r>
-        <w:rPr>
-          <w:b/>
-          <w:bCs/>
-        </w:rPr>
-        <w:t xml:space="preserve">Phase 3α で需要予測モジュールをアプリに追加</w:t>
-      </w:r>
-      <w:r>
-        <w:t xml:space="preserve"> します。過去12ヶ月の曜日別平均 + 直近2週のトレンド補正で「今週の予想需要」を計算し、既存空床と比較して自動判定する仕組みでございます。判定結果はダッシュボード上に 🟢高需要 / 🟡標準 / 🔴低需要 の信号で表示し、師長が見て運用判断する設計です。</w:t>
-      </w:r>
-    </w:p>
-    <w:p>
-      <w:pPr>
-        <w:spacing w:after="60" w:line="330"/>
-        <w:ind w:left="240"/>
-      </w:pPr>
-      <w:r>
-        <w:rPr>
-          <w:b/>
-          <w:bCs/>
-          <w:color w:val="1E3A5F"/>
-        </w:rPr>
-        <w:t xml:space="preserve">Q: </w:t>
-      </w:r>
-      <w:r>
-        <w:t xml:space="preserve">Phase 3α が完成するまで Phase 1 は始められないということか？</w:t>
-      </w:r>
-    </w:p>
-    <w:p>
-      <w:pPr>
-        <w:spacing w:after="200" w:line="330"/>
-        <w:ind w:left="240"/>
-      </w:pPr>
-      <w:r>
-        <w:rPr>
-          <w:b/>
-          <w:bCs/>
-          <w:color w:val="475569"/>
-        </w:rPr>
-        <w:t xml:space="preserve">A: </w:t>
-      </w:r>
-      <w:r>
-        <w:t xml:space="preserve">はい、その通りでございます。需要判定なしに Phase 1 を始めると、76%の週で逆効果を招きます。</w:t>
-      </w:r>
-      <w:r>
-        <w:rPr>
-          <w:b/>
-          <w:bCs/>
-        </w:rPr>
-        <w:t xml:space="preserve">Phase 3α は Phase 1 の必須前提条件</w:t>
-      </w:r>
-      <w:r>
-        <w:t xml:space="preserve"> でございます。実装期間は約 3〜4 週間、2026年5月中旬の Phase 1 開始には間に合う計画でございます。</w:t>
-      </w:r>
-    </w:p>
-    <w:p>
-      <w:pPr>
-        <w:spacing w:after="60" w:line="330"/>
-        <w:ind w:left="240"/>
-      </w:pPr>
-      <w:r>
-        <w:rPr>
-          <w:b/>
-          <w:bCs/>
-          <w:color w:val="1E3A5F"/>
-        </w:rPr>
-        <w:t xml:space="preserve">Q: </w:t>
-      </w:r>
-      <w:r>
-        <w:t xml:space="preserve">木曜前倒しにより、患者家族の帰宅準備負担は増えないか？</w:t>
-      </w:r>
-    </w:p>
-    <w:p>
-      <w:pPr>
-        <w:spacing w:after="200" w:line="330"/>
-        <w:ind w:left="240"/>
-      </w:pPr>
-      <w:r>
-        <w:rPr>
-          <w:b/>
-          <w:bCs/>
-          <w:color w:val="475569"/>
-        </w:rPr>
-        <w:t xml:space="preserve">A: </w:t>
-      </w:r>
-      <w:r>
-        <w:t xml:space="preserve">ご指摘の通り、運用開始時には家族説明の前倒し（入院時の退院目処説明を水曜に予告）が必須でございます。多職種カンファレンスと家族説明のテンプレートを先に整備することを、Phase 1 の前半工程に組み込んでおります。</w:t>
-      </w:r>
-    </w:p>
-    <w:p>
-      <w:pPr>
-        <w:spacing w:after="60" w:line="330"/>
-        <w:ind w:left="240"/>
-      </w:pPr>
-      <w:r>
-        <w:rPr>
-          <w:b/>
-          <w:bCs/>
-          <w:color w:val="1E3A5F"/>
-        </w:rPr>
-        <w:t xml:space="preserve">Q: </w:t>
-      </w:r>
-      <w:r>
-        <w:t xml:space="preserve">在宅復帰率は下がらないか？</w:t>
-      </w:r>
-    </w:p>
-    <w:p>
-      <w:pPr>
-        <w:spacing w:after="200" w:line="330"/>
-        <w:ind w:left="240"/>
-      </w:pPr>
-      <w:r>
-        <w:rPr>
-          <w:b/>
-          <w:bCs/>
-          <w:color w:val="475569"/>
-        </w:rPr>
-        <w:t xml:space="preserve">A: </w:t>
-      </w:r>
-      <w:r>
-        <w:t xml:space="preserve">退院先の変化は生じない想定でございます。曜日だけを変える施策で、退院先の準備期間は前倒しで確保いたします。試験運用期間中は在宅復帰率のモニタリングを日次で実施し、問題があれば即時ロールバックする体制を組みます。</w:t>
+        <w:t xml:space="preserve">むしろ改善方向に作用いたします。連休中に目的なく在院している患者さんを減らすことで、全体のLOSは短縮傾向となります。ただし、6/1 以降の制度改定（短手3 の階段関数対応）との相互作用は別途検討が必要でございます。</w:t>
       </w:r>
     </w:p>
     <w:p>
@@ -4538,7 +4239,7 @@
       </w:pPr>
       <w:bookmarkStart w:name="slide-16" w:id="1"/>
       <w:r>
-        <w:t xml:space="preserve">Slide 16：改善戦略 Phase 2 — 連休対策</w:t>
+        <w:t xml:space="preserve">Slide 16：ロードマップとネクストアクション</w:t>
       </w:r>
       <w:bookmarkEnd w:id="1"/>
     </w:p>
@@ -4560,7 +4261,7 @@
           <w:sz w:val="20"/>
           <w:szCs w:val="20"/>
         </w:rPr>
-        <w:t xml:space="preserve"> （目安: 2分）</w:t>
+        <w:t xml:space="preserve"> （目安: 3分）</w:t>
       </w:r>
     </w:p>
     <w:p>
@@ -4568,7 +4269,179 @@
         <w:spacing w:after="140" w:line="360"/>
       </w:pPr>
       <w:r>
-        <w:t xml:space="preserve">Phase 2 は大型連休対策でございます。連休については、Phase 1 とは異なる設計が必要でございます。なぜなら、連休中は日中の緊急入院も激減するため、「同日充填」の発想が効かないためでございます。したがって、戦略は「連休前の退院枠の事前確保」と「連休前後の予約枠配置の data-driven 最適化」の二本立てとなります。具体的には、大型連休の3週間前から、退院可能な患者さんを計画的に退院させ、連休中は低稼働を前提とした体制で運営する。そして連休明けの初日の受け入れ能力を最大化する、という運用でございます。先ほど Slide 13 でお示ししましたように、連休明け週への予定入院の寄せは既に現場で部分的に動いております。Phase 2 はこれを data-driven に体系化するのが本質でございまして、新規の大胆な変更ではございません。特にGW2026（2026-04-29〜05-05の9連休）については、すでに助走期間に入ろうとしている状況でございます。経営会議での意思決定をいただければ、今月下旬から退院調整会議で「連休前退院ターゲット患者リスト」の運用を試行できないかと考えております。Phase 2 は2026年8月開始予定でございますが、今年のGW（2026-04-29〜）については緊急パイロットとして先行試行することもご提案申し上げます。</w:t>
+        <w:t xml:space="preserve">最後に、</w:t>
+      </w:r>
+      <w:r>
+        <w:rPr>
+          <w:b/>
+          <w:bCs/>
+        </w:rPr>
+        <w:t xml:space="preserve">改訂版のロードマップ</w:t>
+      </w:r>
+      <w:r>
+        <w:t xml:space="preserve"> をお示しいたします。</w:t>
+      </w:r>
+      <w:r>
+        <w:rPr>
+          <w:b/>
+          <w:bCs/>
+        </w:rPr>
+        <w:t xml:space="preserve">当初検討していた「Phase 1 木曜前倒し運用」は、データ精査により独立提案から撤回</w:t>
+      </w:r>
+      <w:r>
+        <w:t xml:space="preserve"> いたしましたので、</w:t>
+      </w:r>
+      <w:r>
+        <w:rPr>
+          <w:b/>
+          <w:bCs/>
+        </w:rPr>
+        <w:t xml:space="preserve">Phase 3α → GW 緊急パイロット → Phase 2 → Phase 3β の 4 フェーズ構成</w:t>
+      </w:r>
+      <w:r>
+        <w:t xml:space="preserve"> でございます。</w:t>
+      </w:r>
+    </w:p>
+    <w:p>
+      <w:pPr>
+        <w:spacing w:after="140" w:line="360"/>
+      </w:pPr>
+      <w:r>
+        <w:rPr>
+          <w:b/>
+          <w:bCs/>
+        </w:rPr>
+        <w:t xml:space="preserve">Phase 3α「アプリロジック緊急改修」（2026年4月下旬〜5月中旬、約 3〜4 週間）</w:t>
+      </w:r>
+      <w:r>
+        <w:t xml:space="preserve"> — 最優先タスクでございます。需要予測モジュールをアプリに追加し、病棟運用の判断を「今週は高需要 / 標準 / 低需要」の数字で下支えする制御装置となります。Phase 2 本番に向けた予測精度のベースラインもここで整備いたします。</w:t>
+      </w:r>
+    </w:p>
+    <w:p>
+      <w:pPr>
+        <w:spacing w:after="140" w:line="360"/>
+      </w:pPr>
+      <w:r>
+        <w:rPr>
+          <w:b/>
+          <w:bCs/>
+        </w:rPr>
+        <w:t xml:space="preserve">GW2026 緊急パイロット（4/20 頃〜5/7）</w:t>
+      </w:r>
+      <w:r>
+        <w:t xml:space="preserve"> — Phase 3α の需要予測 α 版を使いながら、GW 前の退院調整を先行試行します。Phase 2 本番（8月）に向けた貴重な実証データを取得できます。</w:t>
+      </w:r>
+    </w:p>
+    <w:p>
+      <w:pPr>
+        <w:spacing w:after="140" w:line="360"/>
+      </w:pPr>
+      <w:r>
+        <w:rPr>
+          <w:b/>
+          <w:bCs/>
+        </w:rPr>
+        <w:t xml:space="preserve">Phase 2「連休対策」（2026年8月〜12月）</w:t>
+      </w:r>
+      <w:r>
+        <w:t xml:space="preserve"> — お盆・シルバーウィーク・年末年始の 3連休で本格運用。Phase 3α の需要予測を活用した連休前退院枠事前確保 + 予約枠最適化を data-driven に実装いたします。</w:t>
+      </w:r>
+    </w:p>
+    <w:p>
+      <w:pPr>
+        <w:spacing w:after="140" w:line="360"/>
+      </w:pPr>
+      <w:r>
+        <w:rPr>
+          <w:b/>
+          <w:bCs/>
+        </w:rPr>
+        <w:t xml:space="preserve">Phase 3β「ダッシュボード完成・院内展開」（2026年10月〜2027年4月）</w:t>
+      </w:r>
+      <w:r>
+        <w:t xml:space="preserve"> — 充填確率ダッシュボードの完成版、リードタイム分析、診療科別モニタリングを追加し、院内の運用文化に定着させます。</w:t>
+      </w:r>
+    </w:p>
+    <w:p>
+      <w:pPr>
+        <w:spacing w:after="140" w:line="360"/>
+      </w:pPr>
+      <w:r>
+        <w:t xml:space="preserve">緑の縦線が 2026年5月31日、地域包括医療病棟の経過措置終了日でございます。</w:t>
+      </w:r>
+      <w:r>
+        <w:rPr>
+          <w:b/>
+          <w:bCs/>
+        </w:rPr>
+        <w:t xml:space="preserve">Phase 3α の完成が、この本則適用の始まりとほぼ同時</w:t>
+      </w:r>
+      <w:r>
+        <w:t xml:space="preserve"> になります。施策と制度改定が噛み合う時期でございます。</w:t>
+      </w:r>
+    </w:p>
+    <w:p>
+      <w:pPr>
+        <w:spacing w:after="140" w:line="360"/>
+      </w:pPr>
+      <w:r>
+        <w:t xml:space="preserve">なお、当初 5 フェーズ構成で検討していた「Phase 1 木曜前倒し運用」は、データ精査で </w:t>
+      </w:r>
+      <w:r>
+        <w:rPr>
+          <w:b/>
+          <w:bCs/>
+        </w:rPr>
+        <w:t xml:space="preserve">高需要週が年 2〜3 回のみ・経営インパクト 50〜150 万円と限定的</w:t>
+      </w:r>
+      <w:r>
+        <w:t xml:space="preserve"> と判明したため、独立提案としては撤回いたしました。副院長としての誠実な判断でございます（詳細は解説書 付録 A を参照）。</w:t>
+      </w:r>
+    </w:p>
+    <w:p>
+      <w:pPr>
+        <w:spacing w:after="140" w:line="360"/>
+      </w:pPr>
+      <w:r>
+        <w:t xml:space="preserve">本日ご決裁をいただきたいのは、</w:t>
+      </w:r>
+      <w:r>
+        <w:rPr>
+          <w:b/>
+          <w:bCs/>
+        </w:rPr>
+        <w:t xml:space="preserve">2点</w:t>
+      </w:r>
+      <w:r>
+        <w:t xml:space="preserve"> でございます：① </w:t>
+      </w:r>
+      <w:r>
+        <w:rPr>
+          <w:b/>
+          <w:bCs/>
+        </w:rPr>
+        <w:t xml:space="preserve">Phase 3α（アプリ緊急改修）</w:t>
+      </w:r>
+      <w:r>
+        <w:t xml:space="preserve"> の開始承認 ― 実装費用と人員配置② </w:t>
+      </w:r>
+      <w:r>
+        <w:rPr>
+          <w:b/>
+          <w:bCs/>
+        </w:rPr>
+        <w:t xml:space="preserve">GW2026 緊急パイロット</w:t>
+      </w:r>
+      <w:r>
+        <w:t xml:space="preserve"> の可否判断</w:t>
+      </w:r>
+    </w:p>
+    <w:p>
+      <w:pPr>
+        <w:spacing w:after="140" w:line="360"/>
+      </w:pPr>
+      <w:r>
+        <w:t xml:space="preserve">ご検討のほどよろしくお願い申し上げます。</w:t>
       </w:r>
     </w:p>
     <w:p>
@@ -4590,7 +4463,20 @@
         <w:spacing w:after="80" w:line="300"/>
       </w:pPr>
       <w:r>
-        <w:t xml:space="preserve">見出し: 「Phase 2 — 連休前3週間での退院枠事前確保 + 予約枠最適化」</w:t>
+        <w:t xml:space="preserve">チャート: `charts/10_action_roadmap.png`（4 フェーズ: Phase 3α → GW パイロット → Phase 2 → Phase 3β）</w:t>
+      </w:r>
+    </w:p>
+    <w:p>
+      <w:pPr>
+        <w:pStyle w:val="ListParagraph"/>
+        <w:numPr>
+          <w:ilvl w:val="0"/>
+          <w:numId w:val="2"/>
+        </w:numPr>
+        <w:spacing w:after="80" w:line="300"/>
+      </w:pPr>
+      <w:r>
+        <w:t xml:space="preserve">見出し: 「Phase 3α 緊急追加で 4 フェーズ構成」</w:t>
       </w:r>
     </w:p>
     <w:p>
@@ -4616,7 +4502,14 @@
         <w:spacing w:after="80" w:line="300"/>
       </w:pPr>
       <w:r>
-        <w:t xml:space="preserve">連休中は「同日充填」が効かない → 連休前に退院を済ませる設計</w:t>
+        <w:rPr>
+          <w:b/>
+          <w:bCs/>
+        </w:rPr>
+        <w:t xml:space="preserve">Phase 3α (2026-04下旬〜5月中旬)</w:t>
+      </w:r>
+      <w:r>
+        <w:t xml:space="preserve">: アプリ緊急改修 — 需要予測モジュール実装</w:t>
       </w:r>
     </w:p>
     <w:p>
@@ -4629,7 +4522,14 @@
         <w:spacing w:after="80" w:line="300"/>
       </w:pPr>
       <w:r>
-        <w:t xml:space="preserve">連休明け初日の受入能力を最大化（GW2025では13件の突発対応が発生）</w:t>
+        <w:rPr>
+          <w:b/>
+          <w:bCs/>
+        </w:rPr>
+        <w:t xml:space="preserve">GW 緊急パイロット (4/20〜5/7)</w:t>
+      </w:r>
+      <w:r>
+        <w:t xml:space="preserve">: Phase 3α α版 + 手動退院調整で先行試行</w:t>
       </w:r>
     </w:p>
     <w:p>
@@ -4642,7 +4542,14 @@
         <w:spacing w:after="80" w:line="300"/>
       </w:pPr>
       <w:r>
-        <w:t xml:space="preserve">既に動いている「連休明け寄せ」を data-driven に体系化</w:t>
+        <w:rPr>
+          <w:b/>
+          <w:bCs/>
+        </w:rPr>
+        <w:t xml:space="preserve">Phase 2 (2026-08〜)</w:t>
+      </w:r>
+      <w:r>
+        <w:t xml:space="preserve">: 連休前退院枠 + 予約枠最適化（本番運用）</w:t>
       </w:r>
     </w:p>
     <w:p>
@@ -4655,7 +4562,70 @@
         <w:spacing w:after="80" w:line="300"/>
       </w:pPr>
       <w:r>
-        <w:t xml:space="preserve">GW2026 緊急パイロット提案: 4/29 前の退院調整を今月下旬から試行</w:t>
+        <w:rPr>
+          <w:b/>
+          <w:bCs/>
+        </w:rPr>
+        <w:t xml:space="preserve">Phase 3β (2026-10〜)</w:t>
+      </w:r>
+      <w:r>
+        <w:t xml:space="preserve">: ダッシュボード完成・院内展開</w:t>
+      </w:r>
+    </w:p>
+    <w:p>
+      <w:pPr>
+        <w:pStyle w:val="ListParagraph"/>
+        <w:numPr>
+          <w:ilvl w:val="0"/>
+          <w:numId w:val="2"/>
+        </w:numPr>
+        <w:spacing w:after="80" w:line="300"/>
+      </w:pPr>
+      <w:r>
+        <w:rPr>
+          <w:b/>
+          <w:bCs/>
+        </w:rPr>
+        <w:t xml:space="preserve">本日のご決裁事項（2点）:</w:t>
+      </w:r>
+    </w:p>
+    <w:p>
+      <w:pPr>
+        <w:pStyle w:val="ListParagraph"/>
+        <w:numPr>
+          <w:ilvl w:val="1"/>
+          <w:numId w:val="2"/>
+        </w:numPr>
+        <w:spacing w:after="80" w:line="300"/>
+      </w:pPr>
+      <w:r>
+        <w:t xml:space="preserve">Phase 3α（アプリ改修）の開始承認</w:t>
+      </w:r>
+    </w:p>
+    <w:p>
+      <w:pPr>
+        <w:pStyle w:val="ListParagraph"/>
+        <w:numPr>
+          <w:ilvl w:val="1"/>
+          <w:numId w:val="2"/>
+        </w:numPr>
+        <w:spacing w:after="80" w:line="300"/>
+      </w:pPr>
+      <w:r>
+        <w:t xml:space="preserve">GW2026 緊急パイロットの可否判断</w:t>
+      </w:r>
+    </w:p>
+    <w:p>
+      <w:pPr>
+        <w:pStyle w:val="ListParagraph"/>
+        <w:numPr>
+          <w:ilvl w:val="0"/>
+          <w:numId w:val="2"/>
+        </w:numPr>
+        <w:spacing w:after="80" w:line="300"/>
+      </w:pPr>
+      <w:r>
+        <w:t xml:space="preserve">注記: 当初検討の「Phase 1 木曜前倒し運用」は、データ精査により撤回（高需要週は年 2〜3回のみ・経営インパクト 50〜150 万円と限定的）</w:t>
       </w:r>
     </w:p>
     <w:p>
@@ -4681,7 +4651,7 @@
         <w:t xml:space="preserve">Q: </w:t>
       </w:r>
       <w:r>
-        <w:t xml:space="preserve">緊急パイロットは、現場に十分な準備期間があるか？</w:t>
+        <w:t xml:space="preserve">当初「Phase 1 木曜前倒し運用」も聞いていたが、なぜ撤回したのか？</w:t>
       </w:r>
     </w:p>
     <w:p>
@@ -4698,7 +4668,7 @@
         <w:t xml:space="preserve">A: </w:t>
       </w:r>
       <w:r>
-        <w:t xml:space="preserve">退院調整そのものは既存運用の一部でございますので、新しい仕組みは不要でございます。今回お願いしたいのは、「連休前の退院を優先する合意形成」と「退院調整看護師・MSW の会議枠の追加 (1回)」でございます。実装コストは低く、効果検証のサンプルサイズとしても十分な規模と考えます。</w:t>
+        <w:t xml:space="preserve">データ精査の結果、高需要週は年 2〜3 回のみで、仮に完璧に発動できても年間 50〜150 万円の経営インパクトにとどまることが判明いたしました。他の 3 提案（特に Phase 2 連休対策）と比べて独立提案としてご決裁を仰ぐ水準になく、また「現場運用を複雑にするわりに効果が小さい」との判断で撤回いたしました。検討経緯と不採用理由は解説書 付録 A に整理しておりますので、経営会議での質疑の際に参照いただけます。</w:t>
       </w:r>
     </w:p>
     <w:p>
@@ -4715,7 +4685,7 @@
         <w:t xml:space="preserve">Q: </w:t>
       </w:r>
       <w:r>
-        <w:t xml:space="preserve">在院日数に影響は出ないか？</w:t>
+        <w:t xml:space="preserve">Phase 2 連休対策で、失敗と判断する基準は？</w:t>
       </w:r>
     </w:p>
     <w:p>
@@ -4732,7 +4702,75 @@
         <w:t xml:space="preserve">A: </w:t>
       </w:r>
       <w:r>
-        <w:t xml:space="preserve">むしろ改善方向に作用いたします。連休中に目的なく在院している患者さんを減らすことで、全体のLOSは短縮傾向となります。ただし、6/1 以降の制度改定（短手3 の階段関数対応）との相互作用は別途検討が必要でございます。</w:t>
+        <w:t xml:space="preserve">3つのトリガーを設定いたします。1) 連休明け週の空床吸収が前年同期比で改善しない、2) 在宅復帰率が基準値 (過去12ヶ月平均) を3% 以上下回る、3) 退院支援看護師・MSWの残業時間が月20時間以上増加。いずれかに該当した場合、即時ロールバックし、原因分析の上で設計を修正いたします。</w:t>
+      </w:r>
+    </w:p>
+    <w:p>
+      <w:pPr>
+        <w:spacing w:after="60" w:line="330"/>
+        <w:ind w:left="240"/>
+      </w:pPr>
+      <w:r>
+        <w:rPr>
+          <w:b/>
+          <w:bCs/>
+          <w:color w:val="1E3A5F"/>
+        </w:rPr>
+        <w:t xml:space="preserve">Q: </w:t>
+      </w:r>
+      <w:r>
+        <w:t xml:space="preserve">他院でこのような取り組みの先行事例はあるか？</w:t>
+      </w:r>
+    </w:p>
+    <w:p>
+      <w:pPr>
+        <w:spacing w:after="200" w:line="330"/>
+        <w:ind w:left="240"/>
+      </w:pPr>
+      <w:r>
+        <w:rPr>
+          <w:b/>
+          <w:bCs/>
+          <w:color w:val="475569"/>
+        </w:rPr>
+        <w:t xml:space="preserve">A: </w:t>
+      </w:r>
+      <w:r>
+        <w:t xml:space="preserve">大学病院・大規模急性期病院では「連休前退院調整会議」は既に実装例がございます。ただし、当院のような中規模ケアミックス病院でデータ駆動の運用をする事例は限定的でございます。本施策はむしろ当院の強みになる可能性があると考えております。</w:t>
+      </w:r>
+    </w:p>
+    <w:p>
+      <w:pPr>
+        <w:spacing w:after="60" w:line="330"/>
+        <w:ind w:left="240"/>
+      </w:pPr>
+      <w:r>
+        <w:rPr>
+          <w:b/>
+          <w:bCs/>
+          <w:color w:val="1E3A5F"/>
+        </w:rPr>
+        <w:t xml:space="preserve">Q: </w:t>
+      </w:r>
+      <w:r>
+        <w:t xml:space="preserve">ご回答が長くなりましたが、最後に一言いただきたい。</w:t>
+      </w:r>
+    </w:p>
+    <w:p>
+      <w:pPr>
+        <w:spacing w:after="200" w:line="330"/>
+        <w:ind w:left="240"/>
+      </w:pPr>
+      <w:r>
+        <w:rPr>
+          <w:b/>
+          <w:bCs/>
+          <w:color w:val="475569"/>
+        </w:rPr>
+        <w:t xml:space="preserve">A: </w:t>
+      </w:r>
+      <w:r>
+        <w:t xml:space="preserve">本日の趣旨は「感覚で回していた連休運用を、数字で回せるものに変える」ということでございます。当初案の Phase 1 を撤回したことも含めて、データ駆動の文化を根付かせるための第一歩とお受け止めいただければ幸いでございます。ご承認いただけましたら、看護部・地域連携室・事務との合同キックオフから速やかに着手させていただきたく存じます。どうぞよろしくお願い申し上げます。</w:t>
       </w:r>
     </w:p>
     <w:p>
@@ -4744,15 +4782,38 @@
       </w:pPr>
     </w:p>
     <w:p>
+      <w:r>
+        <w:br w:type="page"/>
+      </w:r>
+    </w:p>
+    <w:p>
       <w:pPr>
         <w:pStyle w:val="Heading1"/>
-        <w:spacing w:after="200" w:before="300"/>
-      </w:pPr>
-      <w:bookmarkStart w:name="slide-17" w:id="1"/>
-      <w:r>
-        <w:t xml:space="preserve">Slide 17：ロードマップとネクストアクション</w:t>
+        <w:spacing w:after="200" w:before="200"/>
+      </w:pPr>
+      <w:bookmarkStart w:name="appendix-a" w:id="1"/>
+      <w:r>
+        <w:t xml:space="preserve">付録 A: 検討経緯 — Phase 1（選択的木曜前倒し）を不採用とした理由</w:t>
       </w:r>
       <w:bookmarkEnd w:id="1"/>
+    </w:p>
+    <w:p>
+      <w:pPr>
+        <w:spacing w:after="140" w:line="360"/>
+      </w:pPr>
+      <w:r>
+        <w:t xml:space="preserve">本章は、当初「Phase 1 = 選択的木曜前倒し運用」として提案を進めていた案を、</w:t>
+      </w:r>
+      <w:r>
+        <w:rPr>
+          <w:b/>
+          <w:bCs/>
+        </w:rPr>
+        <w:t xml:space="preserve">最終的に独立提案として経営会議にお諮りしない判断</w:t>
+      </w:r>
+      <w:r>
+        <w:t xml:space="preserve"> に至った経緯を記録として残すものでございます。経営陣から「木曜前倒しは検討したのか」とご質問いただいた際に、本章をそのまま回答資料としてご参照いただけます。</w:t>
+      </w:r>
     </w:p>
     <w:p>
       <w:pPr>
@@ -4760,19 +4821,7 @@
         <w:spacing w:after="120" w:before="240"/>
       </w:pPr>
       <w:r>
-        <w:t xml:space="preserve">話す内容</w:t>
-      </w:r>
-      <w:r>
-        <w:rPr>
-          <w:b w:val="false"/>
-          <w:bCs w:val="false"/>
-          <w:i/>
-          <w:iCs/>
-          <w:color w:val="94A3B8"/>
-          <w:sz w:val="20"/>
-          <w:szCs w:val="20"/>
-        </w:rPr>
-        <w:t xml:space="preserve"> （目安: 3分）</w:t>
+        <w:t xml:space="preserve">A-1. 当初案の骨子</w:t>
       </w:r>
     </w:p>
     <w:p>
@@ -4780,37 +4829,17 @@
         <w:spacing w:after="140" w:line="360"/>
       </w:pPr>
       <w:r>
-        <w:t xml:space="preserve">最後に、</w:t>
-      </w:r>
-      <w:r>
-        <w:rPr>
-          <w:b/>
-          <w:bCs/>
-        </w:rPr>
-        <w:t xml:space="preserve">改訂版のロードマップ</w:t>
-      </w:r>
-      <w:r>
-        <w:t xml:space="preserve"> をお示しいたします。当初 3 フェーズで考えておりましたが、データ精査の結果、</w:t>
-      </w:r>
-      <w:r>
-        <w:rPr>
-          <w:b/>
-          <w:bCs/>
-        </w:rPr>
-        <w:t xml:space="preserve">Phase 3 を分割して一部を緊急前倒し</w:t>
-      </w:r>
-      <w:r>
-        <w:t xml:space="preserve"> する形に改めました。</w:t>
-      </w:r>
-      <w:r>
-        <w:rPr>
-          <w:b/>
-          <w:bCs/>
-        </w:rPr>
-        <w:t xml:space="preserve">4 フェーズ + GW 緊急パイロット</w:t>
-      </w:r>
-      <w:r>
-        <w:t xml:space="preserve"> の体制でございます。</w:t>
+        <w:t xml:space="preserve">当初は、金曜に集中している退院を木曜朝に前倒しし、空いたベッドを同日午後の緊急入院で「同日充填」することで、土日の空床時間を短縮する施策を設計しておりました。緊急入院の </w:t>
+      </w:r>
+      <w:r>
+        <w:rPr>
+          <w:b/>
+          <w:bCs/>
+        </w:rPr>
+        <w:t xml:space="preserve">64% が 13〜18時 に集中</w:t>
+      </w:r>
+      <w:r>
+        <w:t xml:space="preserve"> しているデータ（本書 Slide 10）から、「退院した床はその日の午後に埋まる」という直感は成立し得ると考えたものでございます。</w:t>
       </w:r>
     </w:p>
     <w:p>
@@ -4818,158 +4847,17 @@
         <w:spacing w:after="140" w:line="360"/>
       </w:pPr>
       <w:r>
-        <w:rPr>
-          <w:b/>
-          <w:bCs/>
-        </w:rPr>
-        <w:t xml:space="preserve">Phase 3α「アプリロジック緊急改修」（2026年4月下旬〜5月中旬、約 3〜4 週間）</w:t>
-      </w:r>
-      <w:r>
-        <w:t xml:space="preserve"> — これが新規追加の最優先タスクでございます。需要予測モジュールをアプリに追加し、「今週は高需要週」の自動判定を実装いたします。Phase 1 の前提条件となる制御装置でございます。</w:t>
-      </w:r>
-    </w:p>
-    <w:p>
-      <w:pPr>
-        <w:spacing w:after="140" w:line="360"/>
-      </w:pPr>
-      <w:r>
-        <w:rPr>
-          <w:b/>
-          <w:bCs/>
-        </w:rPr>
-        <w:t xml:space="preserve">GW2026 緊急パイロット（4/20 頃〜5/7）</w:t>
-      </w:r>
-      <w:r>
-        <w:t xml:space="preserve"> — Phase 3α の需要予測 α 版を使いながら、GW 前の退院調整を先行試行します。Phase 2 本番（8月）に向けた貴重な実証データを取得できます。</w:t>
-      </w:r>
-    </w:p>
-    <w:p>
-      <w:pPr>
-        <w:spacing w:after="140" w:line="360"/>
-      </w:pPr>
-      <w:r>
-        <w:rPr>
-          <w:b/>
-          <w:bCs/>
-        </w:rPr>
-        <w:t xml:space="preserve">Phase 1「選択的木曜前倒し試験運用」（2026年5月中旬〜8月中旬、3ヶ月）</w:t>
-      </w:r>
-      <w:r>
-        <w:t xml:space="preserve"> — Phase 3α 完成後、需要判定ダッシュボードを活用して </w:t>
-      </w:r>
-      <w:r>
-        <w:rPr>
-          <w:b/>
-          <w:bCs/>
-        </w:rPr>
-        <w:t xml:space="preserve">高需要週のみに限定した前倒し</w:t>
-      </w:r>
-      <w:r>
-        <w:t xml:space="preserve"> を試行いたします。目標は土日平均空床の改善、年間 300〜700 万円吸収。</w:t>
-      </w:r>
-    </w:p>
-    <w:p>
-      <w:pPr>
-        <w:spacing w:after="140" w:line="360"/>
-      </w:pPr>
-      <w:r>
-        <w:rPr>
-          <w:b/>
-          <w:bCs/>
-        </w:rPr>
-        <w:t xml:space="preserve">Phase 2「連休対策」（2026年8月〜12月）</w:t>
-      </w:r>
-      <w:r>
-        <w:t xml:space="preserve"> — お盆・シルバーウィーク・年末年始の 3連休で AB テスト実施。Phase 3α の需要予測を活用した予約枠最適化。</w:t>
-      </w:r>
-    </w:p>
-    <w:p>
-      <w:pPr>
-        <w:spacing w:after="140" w:line="360"/>
-      </w:pPr>
-      <w:r>
-        <w:rPr>
-          <w:b/>
-          <w:bCs/>
-        </w:rPr>
-        <w:t xml:space="preserve">Phase 3β「ダッシュボード完成・院内展開」（2026年10月〜2027年4月）</w:t>
-      </w:r>
-      <w:r>
-        <w:t xml:space="preserve"> — 充填確率ダッシュボードの完成版、リードタイム分析、診療科別モニタリングを追加し、院内の運用文化に定着させます。</w:t>
-      </w:r>
-    </w:p>
-    <w:p>
-      <w:pPr>
-        <w:spacing w:after="140" w:line="360"/>
-      </w:pPr>
-      <w:r>
-        <w:t xml:space="preserve">緑の縦線が 2026年5月31日、地域包括医療病棟の経過措置終了日でございます。</w:t>
-      </w:r>
-      <w:r>
-        <w:rPr>
-          <w:b/>
-          <w:bCs/>
-        </w:rPr>
-        <w:t xml:space="preserve">Phase 3α の完成と、Phase 1 の開始が、この本則適用の始まりとほぼ同時</w:t>
-      </w:r>
-      <w:r>
-        <w:t xml:space="preserve"> になります。施策と制度改定が噛み合う時期でございます。</w:t>
-      </w:r>
-    </w:p>
-    <w:p>
-      <w:pPr>
-        <w:spacing w:after="140" w:line="360"/>
-      </w:pPr>
-      <w:r>
-        <w:t xml:space="preserve">本日ご決裁をいただきたいのは、</w:t>
-      </w:r>
-      <w:r>
-        <w:rPr>
-          <w:b/>
-          <w:bCs/>
-        </w:rPr>
-        <w:t xml:space="preserve">3点</w:t>
-      </w:r>
-      <w:r>
-        <w:t xml:space="preserve"> でございます：① </w:t>
-      </w:r>
-      <w:r>
-        <w:rPr>
-          <w:b/>
-          <w:bCs/>
-        </w:rPr>
-        <w:t xml:space="preserve">Phase 3α（アプリ緊急改修）</w:t>
-      </w:r>
-      <w:r>
-        <w:t xml:space="preserve"> の開始承認 ― 実装費用と人員配置② </w:t>
-      </w:r>
-      <w:r>
-        <w:rPr>
-          <w:b/>
-          <w:bCs/>
-        </w:rPr>
-        <w:t xml:space="preserve">Phase 1 試験運用</w:t>
-      </w:r>
-      <w:r>
-        <w:t xml:space="preserve"> の開始承認（Phase 3α 完成後）③ </w:t>
-      </w:r>
-      <w:r>
-        <w:rPr>
-          <w:b/>
-          <w:bCs/>
-        </w:rPr>
-        <w:t xml:space="preserve">GW2026 緊急パイロット</w:t>
-      </w:r>
-      <w:r>
-        <w:t xml:space="preserve"> の可否判断</w:t>
-      </w:r>
-    </w:p>
-    <w:p>
-      <w:pPr>
-        <w:spacing w:after="140" w:line="360"/>
-      </w:pPr>
-      <w:r>
-        <w:t xml:space="preserve">ご検討のほどよろしくお願い申し上げます。</w:t>
+        <w:t xml:space="preserve">当初想定の効果額は </w:t>
+      </w:r>
+      <w:r>
+        <w:rPr>
+          <w:b/>
+          <w:bCs/>
+        </w:rPr>
+        <w:t xml:space="preserve">年間 約 1,000 万円</w:t>
+      </w:r>
+      <w:r>
+        <w:t xml:space="preserve">、試験運用を 2026年5月中旬〜8月中旬の 3ヶ月で実施する計画でございました。</w:t>
       </w:r>
     </w:p>
     <w:p>
@@ -4978,202 +4866,123 @@
         <w:spacing w:after="120" w:before="240"/>
       </w:pPr>
       <w:r>
-        <w:t xml:space="preserve">画面に出す要素</w:t>
-      </w:r>
-    </w:p>
-    <w:p>
-      <w:pPr>
-        <w:pStyle w:val="ListParagraph"/>
-        <w:numPr>
-          <w:ilvl w:val="0"/>
-          <w:numId w:val="2"/>
-        </w:numPr>
-        <w:spacing w:after="80" w:line="300"/>
-      </w:pPr>
-      <w:r>
-        <w:t xml:space="preserve">チャート: `charts/10_action_roadmap.png`（4 フェーズ + GW 緊急パイロット）</w:t>
-      </w:r>
-    </w:p>
-    <w:p>
-      <w:pPr>
-        <w:pStyle w:val="ListParagraph"/>
-        <w:numPr>
-          <w:ilvl w:val="0"/>
-          <w:numId w:val="2"/>
-        </w:numPr>
-        <w:spacing w:after="80" w:line="300"/>
-      </w:pPr>
-      <w:r>
-        <w:t xml:space="preserve">見出し: 「Phase 3α を緊急追加した 4 フェーズ + 緊急パイロット」</w:t>
-      </w:r>
-    </w:p>
-    <w:p>
-      <w:pPr>
-        <w:pStyle w:val="ListParagraph"/>
-        <w:numPr>
-          <w:ilvl w:val="0"/>
-          <w:numId w:val="2"/>
-        </w:numPr>
-        <w:spacing w:after="80" w:line="300"/>
-      </w:pPr>
-      <w:r>
-        <w:t xml:space="preserve">キーメッセージ:</w:t>
-      </w:r>
-    </w:p>
-    <w:p>
-      <w:pPr>
-        <w:pStyle w:val="ListParagraph"/>
-        <w:numPr>
-          <w:ilvl w:val="0"/>
-          <w:numId w:val="3"/>
-        </w:numPr>
-        <w:spacing w:after="80" w:line="300"/>
-      </w:pPr>
-      <w:r>
-        <w:rPr>
-          <w:b/>
-          <w:bCs/>
-        </w:rPr>
-        <w:t xml:space="preserve">Phase 3α (2026-04下旬〜5月中旬)</w:t>
-      </w:r>
-      <w:r>
-        <w:t xml:space="preserve">: アプリ緊急改修 — 需要予測モジュール実装</w:t>
-      </w:r>
-    </w:p>
-    <w:p>
-      <w:pPr>
-        <w:pStyle w:val="ListParagraph"/>
-        <w:numPr>
-          <w:ilvl w:val="0"/>
-          <w:numId w:val="3"/>
-        </w:numPr>
-        <w:spacing w:after="80" w:line="300"/>
-      </w:pPr>
-      <w:r>
-        <w:rPr>
-          <w:b/>
-          <w:bCs/>
-        </w:rPr>
-        <w:t xml:space="preserve">GW 緊急パイロット (4/20〜5/7)</w:t>
-      </w:r>
-      <w:r>
-        <w:t xml:space="preserve">: Phase 3α α版 + 手動退院調整で先行試行</w:t>
-      </w:r>
-    </w:p>
-    <w:p>
-      <w:pPr>
-        <w:pStyle w:val="ListParagraph"/>
-        <w:numPr>
-          <w:ilvl w:val="0"/>
-          <w:numId w:val="3"/>
-        </w:numPr>
-        <w:spacing w:after="80" w:line="300"/>
-      </w:pPr>
-      <w:r>
-        <w:rPr>
-          <w:b/>
-          <w:bCs/>
-        </w:rPr>
-        <w:t xml:space="preserve">Phase 1 (2026-05中旬〜)</w:t>
-      </w:r>
-      <w:r>
-        <w:t xml:space="preserve">: 需要判定付き選択的木曜前倒し</w:t>
-      </w:r>
-    </w:p>
-    <w:p>
-      <w:pPr>
-        <w:pStyle w:val="ListParagraph"/>
-        <w:numPr>
-          <w:ilvl w:val="0"/>
-          <w:numId w:val="3"/>
-        </w:numPr>
-        <w:spacing w:after="80" w:line="300"/>
-      </w:pPr>
-      <w:r>
-        <w:rPr>
-          <w:b/>
-          <w:bCs/>
-        </w:rPr>
-        <w:t xml:space="preserve">Phase 2 (2026-08〜)</w:t>
-      </w:r>
-      <w:r>
-        <w:t xml:space="preserve">: 連休前退院枠 + 予約枠最適化</w:t>
-      </w:r>
-    </w:p>
-    <w:p>
-      <w:pPr>
-        <w:pStyle w:val="ListParagraph"/>
-        <w:numPr>
-          <w:ilvl w:val="0"/>
-          <w:numId w:val="3"/>
-        </w:numPr>
-        <w:spacing w:after="80" w:line="300"/>
-      </w:pPr>
-      <w:r>
-        <w:rPr>
-          <w:b/>
-          <w:bCs/>
-        </w:rPr>
-        <w:t xml:space="preserve">Phase 3β (2026-10〜)</w:t>
-      </w:r>
-      <w:r>
-        <w:t xml:space="preserve">: ダッシュボード完成・院内展開</w:t>
-      </w:r>
-    </w:p>
-    <w:p>
-      <w:pPr>
-        <w:pStyle w:val="ListParagraph"/>
-        <w:numPr>
-          <w:ilvl w:val="0"/>
-          <w:numId w:val="2"/>
-        </w:numPr>
-        <w:spacing w:after="80" w:line="300"/>
-      </w:pPr>
-      <w:r>
-        <w:rPr>
-          <w:b/>
-          <w:bCs/>
-        </w:rPr>
-        <w:t xml:space="preserve">本日のご決裁事項（3点）:</w:t>
-      </w:r>
-    </w:p>
-    <w:p>
-      <w:pPr>
-        <w:pStyle w:val="ListParagraph"/>
-        <w:numPr>
-          <w:ilvl w:val="1"/>
-          <w:numId w:val="2"/>
-        </w:numPr>
-        <w:spacing w:after="80" w:line="300"/>
-      </w:pPr>
-      <w:r>
-        <w:t xml:space="preserve">Phase 3α（アプリ改修）の開始承認</w:t>
-      </w:r>
-    </w:p>
-    <w:p>
-      <w:pPr>
-        <w:pStyle w:val="ListParagraph"/>
-        <w:numPr>
-          <w:ilvl w:val="1"/>
-          <w:numId w:val="2"/>
-        </w:numPr>
-        <w:spacing w:after="80" w:line="300"/>
-      </w:pPr>
-      <w:r>
-        <w:t xml:space="preserve">Phase 1 試験運用の開始承認（Phase 3α 完成後）</w:t>
-      </w:r>
-    </w:p>
-    <w:p>
-      <w:pPr>
-        <w:pStyle w:val="ListParagraph"/>
-        <w:numPr>
-          <w:ilvl w:val="1"/>
-          <w:numId w:val="2"/>
-        </w:numPr>
-        <w:spacing w:after="80" w:line="300"/>
-      </w:pPr>
-      <w:r>
-        <w:t xml:space="preserve">GW2026 緊急パイロットの可否判断</w:t>
+        <w:t xml:space="preserve">A-2. データ検証で判明した過大評価</w:t>
+      </w:r>
+    </w:p>
+    <w:p>
+      <w:pPr>
+        <w:spacing w:after="140" w:line="360"/>
+      </w:pPr>
+      <w:r>
+        <w:t xml:space="preserve">過去 12ヶ月のデータで 52 週を「低需要週 / 標準週 / 高需要週」の 3 タイプに分類し、各週タイプで木曜前倒しが生む実効効果を試算いたしました。結果、以下が判明いたしました。</w:t>
+      </w:r>
+    </w:p>
+    <w:p>
+      <w:pPr>
+        <w:pStyle w:val="ListParagraph"/>
+        <w:numPr>
+          <w:ilvl w:val="0"/>
+          <w:numId w:val="2"/>
+        </w:numPr>
+        <w:spacing w:after="80" w:line="300"/>
+      </w:pPr>
+      <w:r>
+        <w:rPr>
+          <w:b/>
+          <w:bCs/>
+        </w:rPr>
+        <w:t xml:space="preserve">低需要週（約 41%）</w:t>
+      </w:r>
+      <w:r>
+        <w:t xml:space="preserve">: 金曜の既存空床が新規入院を上回っており、木曜前倒しは </w:t>
+      </w:r>
+      <w:r>
+        <w:rPr>
+          <w:b/>
+          <w:bCs/>
+        </w:rPr>
+        <w:t xml:space="preserve">空床をさらに増やすだけ</w:t>
+      </w:r>
+      <w:r>
+        <w:t xml:space="preserve"> で逆効果</w:t>
+      </w:r>
+    </w:p>
+    <w:p>
+      <w:pPr>
+        <w:pStyle w:val="ListParagraph"/>
+        <w:numPr>
+          <w:ilvl w:val="0"/>
+          <w:numId w:val="2"/>
+        </w:numPr>
+        <w:spacing w:after="80" w:line="300"/>
+      </w:pPr>
+      <w:r>
+        <w:rPr>
+          <w:b/>
+          <w:bCs/>
+        </w:rPr>
+        <w:t xml:space="preserve">標準週（約 35%）</w:t>
+      </w:r>
+      <w:r>
+        <w:t xml:space="preserve">: 需要と空床がほぼ釣り合い、効果は 1床 程度に限定される</w:t>
+      </w:r>
+    </w:p>
+    <w:p>
+      <w:pPr>
+        <w:pStyle w:val="ListParagraph"/>
+        <w:numPr>
+          <w:ilvl w:val="0"/>
+          <w:numId w:val="2"/>
+        </w:numPr>
+        <w:spacing w:after="80" w:line="300"/>
+      </w:pPr>
+      <w:r>
+        <w:rPr>
+          <w:b/>
+          <w:bCs/>
+        </w:rPr>
+        <w:t xml:space="preserve">高需要週（約 24%、4週に1週）</w:t>
+      </w:r>
+      <w:r>
+        <w:t xml:space="preserve">: 新規入院 &gt; 既存空床 のため木曜前倒しが有効に機能</w:t>
+      </w:r>
+    </w:p>
+    <w:p>
+      <w:pPr>
+        <w:spacing w:after="140" w:line="360"/>
+      </w:pPr>
+      <w:r>
+        <w:t xml:space="preserve">すなわち、「毎週一律前倒し」では </w:t>
+      </w:r>
+      <w:r>
+        <w:rPr>
+          <w:b/>
+          <w:bCs/>
+        </w:rPr>
+        <w:t xml:space="preserve">76% の週で逆効果 or 効果限定</w:t>
+      </w:r>
+      <w:r>
+        <w:t xml:space="preserve"> となるため、「高需要週のみ選択発動」する運用に限定すべきという結論に至りました。この条件下での再試算で、年間効果は </w:t>
+      </w:r>
+      <w:r>
+        <w:rPr>
+          <w:b/>
+          <w:bCs/>
+        </w:rPr>
+        <w:t xml:space="preserve">300〜700 万円（P25-P75、中央値 503 万円）</w:t>
+      </w:r>
+      <w:r>
+        <w:t xml:space="preserve"> に下方修正されました。当初 1,000 万円という試算は、需要側の条件を精査せずに立てた </w:t>
+      </w:r>
+      <w:r>
+        <w:rPr>
+          <w:b/>
+          <w:bCs/>
+        </w:rPr>
+        <w:t xml:space="preserve">過大評価</w:t>
+      </w:r>
+      <w:r>
+        <w:t xml:space="preserve"> であったことを正直に認めなければなりません。</w:t>
       </w:r>
     </w:p>
     <w:p>
@@ -5182,118 +4991,157 @@
         <w:spacing w:after="120" w:before="240"/>
       </w:pPr>
       <w:r>
-        <w:t xml:space="preserve">想定質問と回答</w:t>
-      </w:r>
-    </w:p>
-    <w:p>
-      <w:pPr>
-        <w:spacing w:after="60" w:line="330"/>
-        <w:ind w:left="240"/>
-      </w:pPr>
-      <w:r>
-        <w:rPr>
-          <w:b/>
-          <w:bCs/>
-          <w:color w:val="1E3A5F"/>
-        </w:rPr>
-        <w:t xml:space="preserve">Q: </w:t>
-      </w:r>
-      <w:r>
-        <w:t xml:space="preserve">Phase 1 の試験運用で、失敗と判断する基準は？</w:t>
-      </w:r>
-    </w:p>
-    <w:p>
-      <w:pPr>
-        <w:spacing w:after="200" w:line="330"/>
-        <w:ind w:left="240"/>
-      </w:pPr>
-      <w:r>
-        <w:rPr>
-          <w:b/>
-          <w:bCs/>
-          <w:color w:val="475569"/>
-        </w:rPr>
-        <w:t xml:space="preserve">A: </w:t>
-      </w:r>
-      <w:r>
-        <w:t xml:space="preserve">3つのトリガーを設定いたします。1) 土日平均空床が4週連続で現状より悪化、2) 在宅復帰率が基準値 (過去12ヶ月平均) を3% 以上下回る、3) 退院支援看護師・MSWの残業時間が月20時間以上増加。いずれかに該当した場合、即時ロールバックし、原因分析の上で設計を修正いたします。</w:t>
-      </w:r>
-    </w:p>
-    <w:p>
-      <w:pPr>
-        <w:spacing w:after="60" w:line="330"/>
-        <w:ind w:left="240"/>
-      </w:pPr>
-      <w:r>
-        <w:rPr>
-          <w:b/>
-          <w:bCs/>
-          <w:color w:val="1E3A5F"/>
-        </w:rPr>
-        <w:t xml:space="preserve">Q: </w:t>
-      </w:r>
-      <w:r>
-        <w:t xml:space="preserve">他院でこのような取り組みの先行事例はあるか？</w:t>
-      </w:r>
-    </w:p>
-    <w:p>
-      <w:pPr>
-        <w:spacing w:after="200" w:line="330"/>
-        <w:ind w:left="240"/>
-      </w:pPr>
-      <w:r>
-        <w:rPr>
-          <w:b/>
-          <w:bCs/>
-          <w:color w:val="475569"/>
-        </w:rPr>
-        <w:t xml:space="preserve">A: </w:t>
-      </w:r>
-      <w:r>
-        <w:t xml:space="preserve">大学病院・大規模急性期病院では「金曜退院集中の分散」「連休前退院調整会議」は既に実装例がございます。ただし、当院のような中規模ケアミックス病院でデータ駆動の運用をする事例は限定的でございます。本施策はむしろ当院の強みになる可能性があると考えております。</w:t>
-      </w:r>
-    </w:p>
-    <w:p>
-      <w:pPr>
-        <w:spacing w:after="60" w:line="330"/>
-        <w:ind w:left="240"/>
-      </w:pPr>
-      <w:r>
-        <w:rPr>
-          <w:b/>
-          <w:bCs/>
-          <w:color w:val="1E3A5F"/>
-        </w:rPr>
-        <w:t xml:space="preserve">Q: </w:t>
-      </w:r>
-      <w:r>
-        <w:t xml:space="preserve">ご回答が長くなりましたが、最後に一言いただきたい。</w:t>
-      </w:r>
-    </w:p>
-    <w:p>
-      <w:pPr>
-        <w:spacing w:after="200" w:line="330"/>
-        <w:ind w:left="240"/>
-      </w:pPr>
-      <w:r>
-        <w:rPr>
-          <w:b/>
-          <w:bCs/>
-          <w:color w:val="475569"/>
-        </w:rPr>
-        <w:t xml:space="preserve">A: </w:t>
-      </w:r>
-      <w:r>
-        <w:t xml:space="preserve">本日の趣旨は「感覚で回していた週末・連休運用を、数字で回せるものに変える」ということでございます。これは私ども臨床側だけでも、事務側だけでも達成できない、院全体の協働が必要な領域でございます。ご承認いただけましたら、看護部・地域連携室・事務との合同キックオフから速やかに着手させていただきたく存じます。どうぞよろしくお願い申し上げます。</w:t>
-      </w:r>
-    </w:p>
-    <w:p>
-      <w:pPr>
-        <w:pBdr>
-          <w:bottom w:val="single" w:color="CBD5E1" w:sz="6"/>
-        </w:pBdr>
-        <w:spacing w:after="280" w:before="200"/>
-      </w:pPr>
+        <w:t xml:space="preserve">A-3. 最終的に独立提案から撤回した理由</w:t>
+      </w:r>
+    </w:p>
+    <w:p>
+      <w:pPr>
+        <w:spacing w:after="140" w:line="360"/>
+      </w:pPr>
+      <w:r>
+        <w:t xml:space="preserve">Phase 3α バグ修正作業の中で、高需要週の実出現頻度をさらに精査したところ、</w:t>
+      </w:r>
+      <w:r>
+        <w:rPr>
+          <w:b/>
+          <w:bCs/>
+        </w:rPr>
+        <w:t xml:space="preserve">年 2〜3 回程度</w:t>
+      </w:r>
+      <w:r>
+        <w:t xml:space="preserve"> にとどまり、仮に完璧に発動できたとしても経営インパクトは </w:t>
+      </w:r>
+      <w:r>
+        <w:rPr>
+          <w:b/>
+          <w:bCs/>
+        </w:rPr>
+        <w:t xml:space="preserve">50〜150 万円</w:t>
+      </w:r>
+      <w:r>
+        <w:t xml:space="preserve"> の幅に収まることが判明いたしました。300〜700 万円という改訂版試算も、発動機会を年 12 回以上として積み上げた楽観値であったことが分かった形でございます。</w:t>
+      </w:r>
+    </w:p>
+    <w:p>
+      <w:pPr>
+        <w:spacing w:after="140" w:line="360"/>
+      </w:pPr>
+      <w:r>
+        <w:t xml:space="preserve">この水準は、以下の 3 点から「独立提案として経営会議にお諮りする水準にない」と判断いたしました。</w:t>
+      </w:r>
+    </w:p>
+    <w:p>
+      <w:pPr>
+        <w:pStyle w:val="ListParagraph"/>
+        <w:numPr>
+          <w:ilvl w:val="0"/>
+          <w:numId w:val="2"/>
+        </w:numPr>
+        <w:spacing w:after="80" w:line="300"/>
+      </w:pPr>
+      <w:r>
+        <w:rPr>
+          <w:b/>
+          <w:bCs/>
+        </w:rPr>
+        <w:t xml:space="preserve">他提案との相対比較</w:t>
+      </w:r>
+      <w:r>
+        <w:t xml:space="preserve">: Phase 2（連休対策）の潜在効果 300〜500 万円 / 年と比べて、運用コストに見合わない</w:t>
+      </w:r>
+    </w:p>
+    <w:p>
+      <w:pPr>
+        <w:pStyle w:val="ListParagraph"/>
+        <w:numPr>
+          <w:ilvl w:val="0"/>
+          <w:numId w:val="2"/>
+        </w:numPr>
+        <w:spacing w:after="80" w:line="300"/>
+      </w:pPr>
+      <w:r>
+        <w:rPr>
+          <w:b/>
+          <w:bCs/>
+        </w:rPr>
+        <w:t xml:space="preserve">現場運用負荷</w:t>
+      </w:r>
+      <w:r>
+        <w:t xml:space="preserve">: 「高需要週の自動判定」に依存するため、師長・退院支援看護師・MSW の運用ルールが複雑化する</w:t>
+      </w:r>
+    </w:p>
+    <w:p>
+      <w:pPr>
+        <w:pStyle w:val="ListParagraph"/>
+        <w:numPr>
+          <w:ilvl w:val="0"/>
+          <w:numId w:val="2"/>
+        </w:numPr>
+        <w:spacing w:after="80" w:line="300"/>
+      </w:pPr>
+      <w:r>
+        <w:rPr>
+          <w:b/>
+          <w:bCs/>
+        </w:rPr>
+        <w:t xml:space="preserve">副作用リスク</w:t>
+      </w:r>
+      <w:r>
+        <w:t xml:space="preserve">: 低需要週での誤発動が発生した場合、むしろ稼働率が悪化する可能性</w:t>
+      </w:r>
+    </w:p>
+    <w:p>
+      <w:pPr>
+        <w:spacing w:after="140" w:line="360"/>
+      </w:pPr>
+      <w:r>
+        <w:t xml:space="preserve">したがって本提案書では、</w:t>
+      </w:r>
+      <w:r>
+        <w:rPr>
+          <w:b/>
+          <w:bCs/>
+        </w:rPr>
+        <w:t xml:space="preserve">Phase 1 木曜前倒し運用を独立提案として撤回</w:t>
+      </w:r>
+      <w:r>
+        <w:t xml:space="preserve"> し、提案を 3 項目（Phase 2 連休対策・予約枠最適化・Phase 3α 需要予測ダッシュボード）に精査いたしました。</w:t>
+      </w:r>
+    </w:p>
+    <w:p>
+      <w:pPr>
+        <w:pStyle w:val="Heading2"/>
+        <w:spacing w:after="120" w:before="240"/>
+      </w:pPr>
+      <w:r>
+        <w:t xml:space="preserve">A-4. 本取り組みから得られた学び</w:t>
+      </w:r>
+    </w:p>
+    <w:p>
+      <w:pPr>
+        <w:spacing w:after="140" w:line="360"/>
+      </w:pPr>
+      <w:r>
+        <w:t xml:space="preserve">当初案を撤回したこと自体は、</w:t>
+      </w:r>
+      <w:r>
+        <w:rPr>
+          <w:b/>
+          <w:bCs/>
+        </w:rPr>
+        <w:t xml:space="preserve">失敗というより健全な自己修正</w:t>
+      </w:r>
+      <w:r>
+        <w:t xml:space="preserve"> と位置づけております。「感覚で立てた施策をデータで検証する」文化があれば、経営会議に誤った試算をお示しする前に過大評価を発見できる ― これこそが本プロジェクトから得られた最大の学びでございます。</w:t>
+      </w:r>
+    </w:p>
+    <w:p>
+      <w:pPr>
+        <w:spacing w:after="140" w:line="360"/>
+      </w:pPr>
+      <w:r>
+        <w:t xml:space="preserve">なお、高需要週シグナル自体は Phase 3α のダッシュボードで引き続き可視化いたします。将来的に、Phase 3β（ダッシュボード院内展開）以降で、他の運用改善と組み合わせる形で再検討する余地は残しております。</w:t>
+      </w:r>
     </w:p>
     <w:p>
       <w:r>
@@ -5305,9 +5153,9 @@
         <w:pStyle w:val="Heading1"/>
         <w:spacing w:after="200" w:before="200"/>
       </w:pPr>
-      <w:bookmarkStart w:name="rebuttal" w:id="1"/>
-      <w:r>
-        <w:t xml:space="preserve">【重要】Slide 15 補足 — 「木曜前倒し＝マイナスベッド」への回答</w:t>
+      <w:bookmarkStart w:name="appendix-b" w:id="1"/>
+      <w:r>
+        <w:t xml:space="preserve">付録 B: 検討した反論の整理 —「木曜前倒し＝マイナスベッド」への回答</w:t>
       </w:r>
       <w:bookmarkEnd w:id="1"/>
     </w:p>
@@ -5316,7 +5164,25 @@
         <w:spacing w:after="140" w:line="360"/>
       </w:pPr>
       <w:r>
-        <w:t xml:space="preserve">Slide 15 でご提案いたしました「金曜・土曜退院を木曜に前倒しする」という運用変更につきまして、現場の多くの方がまず感じられる違和感は、まさに </w:t>
+        <w:t xml:space="preserve">本章は、</w:t>
+      </w:r>
+      <w:r>
+        <w:rPr>
+          <w:b/>
+          <w:bCs/>
+        </w:rPr>
+        <w:t xml:space="preserve">Phase 1 木曜前倒し運用を検討する過程で整理した、6 つの代表的な懸念への回答集</w:t>
+      </w:r>
+      <w:r>
+        <w:t xml:space="preserve"> でございます。最終的には独立提案として撤回いたしましたが（付録 A 参照）、検討過程で得られた論点整理は将来の議論にも資するため、記録として残しております。</w:t>
+      </w:r>
+    </w:p>
+    <w:p>
+      <w:pPr>
+        <w:spacing w:after="140" w:line="360"/>
+      </w:pPr>
+      <w:r>
+        <w:t xml:space="preserve">検討していた「金曜・土曜退院を木曜に前倒しする」という運用変更につきまして、現場の多くの方がまず感じられる違和感は、まさに </w:t>
       </w:r>
       <w:r>
         <w:rPr>
@@ -5372,7 +5238,7 @@
         <w:t xml:space="preserve">この施策が「常識に反している」ように見えるにもかかわらず、データに照らすと合理的である</w:t>
       </w:r>
       <w:r>
-        <w:t xml:space="preserve"> ことを、6 つの代表的な懸念に正面から回答する形で整理いたしました。経営会議での質疑応答、および運用開始時の現場説明にそのままお使いいただけます。</w:t>
+        <w:t xml:space="preserve"> ことを、6 つの代表的な懸念に正面から回答する形で整理いたしました。最終的に独立提案からは撤回（付録 A 参照）いたしましたが、将来の議論や運用改善の参考資料としてご活用いただけます。</w:t>
       </w:r>
     </w:p>
     <w:p>
@@ -6695,67 +6561,6 @@
       </w:pPr>
       <w:r>
         <w:t xml:space="preserve">時刻データは admission_datetime 列。リードタイム計算は admission_datetime と register_datetime の日付差を採用</w:t>
-      </w:r>
-    </w:p>
-    <w:p>
-      <w:pPr>
-        <w:pStyle w:val="Heading2"/>
-        <w:spacing w:after="120" w:before="240"/>
-      </w:pPr>
-      <w:r>
-        <w:t xml:space="preserve">Phase 1 の運用設計詳細（別資料）</w:t>
-      </w:r>
-    </w:p>
-    <w:p>
-      <w:pPr>
-        <w:pStyle w:val="ListParagraph"/>
-        <w:numPr>
-          <w:ilvl w:val="0"/>
-          <w:numId w:val="2"/>
-        </w:numPr>
-        <w:spacing w:after="80" w:line="300"/>
-      </w:pPr>
-      <w:r>
-        <w:t xml:space="preserve">木曜前倒し対象患者の選定基準（LOS、在宅復帰可能性、家族状況）</w:t>
-      </w:r>
-    </w:p>
-    <w:p>
-      <w:pPr>
-        <w:pStyle w:val="ListParagraph"/>
-        <w:numPr>
-          <w:ilvl w:val="0"/>
-          <w:numId w:val="2"/>
-        </w:numPr>
-        <w:spacing w:after="80" w:line="300"/>
-      </w:pPr>
-      <w:r>
-        <w:t xml:space="preserve">家族説明タイミングの前倒し（入院時 → 水曜）</w:t>
-      </w:r>
-    </w:p>
-    <w:p>
-      <w:pPr>
-        <w:pStyle w:val="ListParagraph"/>
-        <w:numPr>
-          <w:ilvl w:val="0"/>
-          <w:numId w:val="2"/>
-        </w:numPr>
-        <w:spacing w:after="80" w:line="300"/>
-      </w:pPr>
-      <w:r>
-        <w:t xml:space="preserve">退院前カンファレンスの運用フロー変更</w:t>
-      </w:r>
-    </w:p>
-    <w:p>
-      <w:pPr>
-        <w:pStyle w:val="ListParagraph"/>
-        <w:numPr>
-          <w:ilvl w:val="0"/>
-          <w:numId w:val="2"/>
-        </w:numPr>
-        <w:spacing w:after="80" w:line="300"/>
-      </w:pPr>
-      <w:r>
-        <w:t xml:space="preserve">モニタリング KPI の日次ダッシュボード設計</w:t>
       </w:r>
     </w:p>
     <w:p>

--- a/docs/admin/slides/weekend_holiday_kpi/weekend_holiday_kpi_解説書.docx
+++ b/docs/admin/slides/weekend_holiday_kpi/weekend_holiday_kpi_解説書.docx
@@ -1207,7 +1207,7 @@
         <w:t xml:space="preserve">3 つ目。データ駆動 × 制度適応を三位一体で運用する基盤が、v4 で整いました。</w:t>
       </w:r>
       <w:r>
-        <w:t xml:space="preserve">📉 過去実績分析タブで月別・曜日・時間帯のパターンを毎週確認する運用。施設基準実態レポートで救急 5F </w:t>
+        <w:t xml:space="preserve">📉 過去実績分析タブで月別・曜日・時間帯のパターンを毎週確認する運用。施設基準実態レポートで予定外入院率 5F </w:t>
       </w:r>
       <w:r>
         <w:rPr>
@@ -1227,7 +1227,7 @@
         <w:t xml:space="preserve">61.1%</w:t>
       </w:r>
       <w:r>
-        <w:t xml:space="preserve">（基準 15% の約 3.5〜4.1 倍）、85 歳以上 </w:t>
+        <w:t xml:space="preserve">（※ 2 値分類の参考値。制度上の救急搬送後厳密値は2026-07 頃の純実データ蓄積後に確定（手動シード入力で bridge 中））、85 歳以上 </w:t>
       </w:r>
       <w:r>
         <w:rPr>
@@ -5523,7 +5523,7 @@
         <w:spacing w:after="140" w:line="360"/>
       </w:pPr>
       <w:r>
-        <w:t xml:space="preserve">| 指標 | 制度基準 | 当院実績 | 倍率 ||------|----------|----------|-----:|| 救急搬送後患者割合（5F 通年） | 15% 以上 | </w:t>
+        <w:t xml:space="preserve">| 指標 | 制度基準 | 当院実績 | 備考 ||------|----------|----------|------|| 予定外入院割合※（5F 通年） | ─（参考値） | </w:t>
       </w:r>
       <w:r>
         <w:rPr>
@@ -5533,7 +5533,7 @@
         <w:t xml:space="preserve">53.1%</w:t>
       </w:r>
       <w:r>
-        <w:t xml:space="preserve"> | 約 3.5 倍 || 救急搬送後患者割合（6F 通年） | 15% 以上 | </w:t>
+        <w:t xml:space="preserve"> | 2 値分類（予定/予定外） || 予定外入院割合※（6F 通年） | ─（参考値） | </w:t>
       </w:r>
       <w:r>
         <w:rPr>
@@ -5543,7 +5543,7 @@
         <w:t xml:space="preserve">61.1%</w:t>
       </w:r>
       <w:r>
-        <w:t xml:space="preserve"> | 約 4.1 倍 || 救急搬送後割合 rolling 3ヶ月（5F） | 15% 以上 | </w:t>
+        <w:t xml:space="preserve"> | 2 値分類（予定/予定外） || 予定外入院割合※ rolling 3ヶ月（5F） | ─（参考値） | </w:t>
       </w:r>
       <w:r>
         <w:rPr>
@@ -5553,7 +5553,7 @@
         <w:t xml:space="preserve">54.4%</w:t>
       </w:r>
       <w:r>
-        <w:t xml:space="preserve"> | 3.6 倍 || 救急搬送後割合 rolling 3ヶ月（6F） | 15% 以上 | </w:t>
+        <w:t xml:space="preserve"> | 2 値分類（予定/予定外） || 予定外入院割合※ rolling 3ヶ月（6F） | ─（参考値） | </w:t>
       </w:r>
       <w:r>
         <w:rPr>
@@ -5563,7 +5563,7 @@
         <w:t xml:space="preserve">60.1%</w:t>
       </w:r>
       <w:r>
-        <w:t xml:space="preserve"> | 4.0 倍 || 85 歳以上患者割合 | 20% 以上で LOS 緩和 | </w:t>
+        <w:t xml:space="preserve"> | 2 値分類（予定/予定外） || 85 歳以上患者割合 | 20% 以上で LOS 緩和 | </w:t>
       </w:r>
       <w:r>
         <w:rPr>
@@ -5573,7 +5573,15 @@
         <w:t xml:space="preserve">27.3%</w:t>
       </w:r>
       <w:r>
-        <w:t xml:space="preserve"> | 閾値 +7.3pt |</w:t>
+        <w:t xml:space="preserve"> | 閾値 +7.3pt 🟢 |</w:t>
+      </w:r>
+    </w:p>
+    <w:p>
+      <w:pPr>
+        <w:spacing w:after="140" w:line="360"/>
+      </w:pPr>
+      <w:r>
+        <w:t xml:space="preserve">&gt; ※ 2025FY 事務データは「当日(予定外/緊急) / 予定」の 2 値分類のため、制度上の「救急搬送後（救急車搬送+下り搬送）」とは一致せず、外来紹介・連携室・ウォークインが含まれます。制度基準 15% の厳密判定は、入院経路の 5 区分での再分類が必要で、事務へ再エクスポート依頼中。予定外入院が 50〜60% あることから、制度上の救急搬送後も基準 15% を十分に達成する見込みです。</w:t>
       </w:r>
     </w:p>
     <w:p>
@@ -6434,7 +6442,7 @@
         <w:t xml:space="preserve">変更②: 救急搬送後患者割合の判定が rolling 3 ヶ月に</w:t>
       </w:r>
       <w:r>
-        <w:t xml:space="preserve">単月ではなく 3 ヶ月合算で判定されます。当院の rolling 3 ヶ月最終値（2026-01〜03）は 5F </w:t>
+        <w:t xml:space="preserve">単月ではなく 3 ヶ月合算で判定されます。当院の予定外入院率 rolling 3 ヶ月最終値（2026-01〜03）は 5F </w:t>
       </w:r>
       <w:r>
         <w:rPr>
@@ -6454,7 +6462,7 @@
         <w:t xml:space="preserve">60.1%</w:t>
       </w:r>
       <w:r>
-        <w:t xml:space="preserve"> で、基準 15% の約 3.6〜4.0 倍。単月の揺らぎに左右されず、安定達成でございます。</w:t>
+        <w:t xml:space="preserve"> でございます。これは 2 値分類による参考値で、制度上の救急搬送後厳密値は 2026-07 頃に純実データで確定（手動シード入力で bridge 中）しますが、十分な余裕で基準 15% を達成する見込みです。</w:t>
       </w:r>
     </w:p>
     <w:p>
@@ -6532,7 +6540,7 @@
         <w:spacing w:after="140" w:line="360"/>
       </w:pPr>
       <w:r>
-        <w:t xml:space="preserve">| 項目 | 現行（〜2026-05-31） | 本則（2026-06-01〜） | 当院実績 ||------|----------------------|----------------------|-----------|| 平均在院日数 | 21 日（緩和 22 日） | 20 日（緩和 21 日） | 5F 16.5 / 6F 15.6 || 救急搬送後割合 | 単月 15% 以上 | rolling 3 ヶ月 15% 以上 | 5F 54.4 / 6F 60.1 || 短手 3 LOS 分母 | 単純な組み入れ | 階段関数（Day 5/6 境界） | 影響限定的（Day 6+ 1 名/月） |</w:t>
+        <w:t xml:space="preserve">| 項目 | 現行（〜2026-05-31） | 本則（2026-06-01〜） | 当院実績 ||------|----------------------|----------------------|-----------|| 平均在院日数 | 21 日（緩和 22 日） | 20 日（緩和 21 日） | 5F 16.5 / 6F 15.6 || 救急搬送後割合 | 単月 15% 以上 | rolling 3 ヶ月 15% 以上 | 予定外入院率※ 5F 54.4 / 6F 60.1 || 短手 3 LOS 分母 | 単純な組み入れ | 階段関数（Day 5/6 境界） | 影響限定的（Day 6+ 1 名/月） |</w:t>
       </w:r>
     </w:p>
     <w:p>
